--- a/Homework/DL_FactoryAutomation/산출물/DeepLearning_산출물_상세본.docx
+++ b/Homework/DL_FactoryAutomation/산출물/DeepLearning_산출물_상세본.docx
@@ -731,6 +731,20 @@
     </w:tbl>
     <w:p>
       <w:pPr>
+        <w:jc w:val="center"/>
+        <w:spacing w:before="60"/>
+      </w:pPr>
+      <w:r>
+        <w:rPr>
+          <w:b/>
+          <w:sz w:val="18"/>
+          <w:color w:val="1F3864"/>
+        </w:rPr>
+        <w:t>표 1. 과제 목표 지표</w:t>
+      </w:r>
+    </w:p>
+    <w:p>
+      <w:pPr>
         <w:pStyle w:val="Heading2"/>
         <w:spacing w:after="100" w:before="220"/>
       </w:pPr>
@@ -1128,6 +1142,20 @@
         </w:tc>
       </w:tr>
     </w:tbl>
+    <w:p>
+      <w:pPr>
+        <w:jc w:val="center"/>
+        <w:spacing w:before="60"/>
+      </w:pPr>
+      <w:r>
+        <w:rPr>
+          <w:b/>
+          <w:sz w:val="18"/>
+          <w:color w:val="1F3864"/>
+        </w:rPr>
+        <w:t>표 2. 과제 범위</w:t>
+      </w:r>
+    </w:p>
     <w:p>
       <w:pPr>
         <w:pStyle w:val="Heading1"/>
@@ -1673,6 +1701,20 @@
         </w:tc>
       </w:tr>
     </w:tbl>
+    <w:p>
+      <w:pPr>
+        <w:jc w:val="center"/>
+        <w:spacing w:before="60"/>
+      </w:pPr>
+      <w:r>
+        <w:rPr>
+          <w:b/>
+          <w:sz w:val="18"/>
+          <w:color w:val="1F3864"/>
+        </w:rPr>
+        <w:t>표 3. FEMTO-ST PRONOSTIA 데이터셋 개요</w:t>
+      </w:r>
+    </w:p>
     <w:p>
       <w:pPr>
         <w:spacing w:after="160" w:before="80"/>
@@ -3301,6 +3343,20 @@
         </w:tc>
       </w:tr>
     </w:tbl>
+    <w:p>
+      <w:pPr>
+        <w:jc w:val="center"/>
+        <w:spacing w:before="60"/>
+      </w:pPr>
+      <w:r>
+        <w:rPr>
+          <w:b/>
+          <w:sz w:val="18"/>
+          <w:color w:val="1F3864"/>
+        </w:rPr>
+        <w:t>표 4. 입력 피처 명세 (12개)</w:t>
+      </w:r>
+    </w:p>
     <w:p>
       <w:pPr>
         <w:pBdr>
@@ -4538,6 +4594,20 @@
     </w:tbl>
     <w:p>
       <w:pPr>
+        <w:jc w:val="center"/>
+        <w:spacing w:before="60"/>
+      </w:pPr>
+      <w:r>
+        <w:rPr>
+          <w:b/>
+          <w:sz w:val="18"/>
+          <w:color w:val="1F3864"/>
+        </w:rPr>
+        <w:t>표 5. EDA 피처 트렌드 분석 요약</w:t>
+      </w:r>
+    </w:p>
+    <w:p>
+      <w:pPr>
         <w:spacing w:after="160" w:before="80"/>
       </w:pPr>
       <w:r>
@@ -4955,6 +5025,20 @@
         </w:tc>
       </w:tr>
     </w:tbl>
+    <w:p>
+      <w:pPr>
+        <w:jc w:val="center"/>
+        <w:spacing w:before="60"/>
+      </w:pPr>
+      <w:r>
+        <w:rPr>
+          <w:b/>
+          <w:sz w:val="18"/>
+          <w:color w:val="1F3864"/>
+        </w:rPr>
+        <w:t>표 6. RUL 분포 통계 요약</w:t>
+      </w:r>
+    </w:p>
     <w:p>
       <w:pPr>
         <w:pStyle w:val="Heading2"/>
@@ -6263,6 +6347,20 @@
         </w:tc>
       </w:tr>
     </w:tbl>
+    <w:p>
+      <w:pPr>
+        <w:jc w:val="center"/>
+        <w:spacing w:before="60"/>
+      </w:pPr>
+      <w:r>
+        <w:rPr>
+          <w:b/>
+          <w:sz w:val="18"/>
+          <w:color w:val="1F3864"/>
+        </w:rPr>
+        <w:t>표 7. VIF 다중공선성 분석 결과</w:t>
+      </w:r>
+    </w:p>
     <w:p>
       <w:pPr>
         <w:spacing w:after="160" w:before="80"/>
@@ -6880,6 +6978,20 @@
         </w:tc>
       </w:tr>
     </w:tbl>
+    <w:p>
+      <w:pPr>
+        <w:jc w:val="center"/>
+        <w:spacing w:before="60"/>
+      </w:pPr>
+      <w:r>
+        <w:rPr>
+          <w:b/>
+          <w:sz w:val="18"/>
+          <w:color w:val="1F3864"/>
+        </w:rPr>
+        <w:t>표 8. 전처리 파이프라인</w:t>
+      </w:r>
+    </w:p>
     <w:p>
       <w:pPr>
         <w:pStyle w:val="Heading2"/>
@@ -7566,6 +7678,20 @@
         </w:tc>
       </w:tr>
     </w:tbl>
+    <w:p>
+      <w:pPr>
+        <w:jc w:val="center"/>
+        <w:spacing w:before="60"/>
+      </w:pPr>
+      <w:r>
+        <w:rPr>
+          <w:b/>
+          <w:sz w:val="18"/>
+          <w:color w:val="1F3864"/>
+        </w:rPr>
+        <w:t>표 9. 슬라이딩 윈도우 설정</w:t>
+      </w:r>
+    </w:p>
     <w:p>
       <w:pPr>
         <w:spacing w:after="160" w:before="80"/>
@@ -8146,6 +8272,20 @@
     </w:tbl>
     <w:p>
       <w:pPr>
+        <w:jc w:val="center"/>
+        <w:spacing w:before="60"/>
+      </w:pPr>
+      <w:r>
+        <w:rPr>
+          <w:b/>
+          <w:sz w:val="18"/>
+          <w:color w:val="1F3864"/>
+        </w:rPr>
+        <w:t>표 10. 스케일링 전략</w:t>
+      </w:r>
+    </w:p>
+    <w:p>
+      <w:pPr>
         <w:pStyle w:val="Heading1"/>
         <w:pBdr>
           <w:bottom w:val="single" w:color="2E75B6" w:sz="10" w:space="4"/>
@@ -8967,6 +9107,20 @@
     </w:tbl>
     <w:p>
       <w:pPr>
+        <w:jc w:val="center"/>
+        <w:spacing w:before="60"/>
+      </w:pPr>
+      <w:r>
+        <w:rPr>
+          <w:b/>
+          <w:sz w:val="18"/>
+          <w:color w:val="1F3864"/>
+        </w:rPr>
+        <w:t>표 11. ML 열화 분류 CV 성능 비교 (GroupKFold)</w:t>
+      </w:r>
+    </w:p>
+    <w:p>
+      <w:pPr>
         <w:spacing w:after="80" w:before="160"/>
       </w:pPr>
       <w:r>
@@ -9847,6 +10001,20 @@
         </w:tc>
       </w:tr>
     </w:tbl>
+    <w:p>
+      <w:pPr>
+        <w:jc w:val="center"/>
+        <w:spacing w:before="60"/>
+      </w:pPr>
+      <w:r>
+        <w:rPr>
+          <w:b/>
+          <w:sz w:val="18"/>
+          <w:color w:val="1F3864"/>
+        </w:rPr>
+        <w:t>표 12. ML 열화 분류 OOS 성능 비교</w:t>
+      </w:r>
+    </w:p>
     <w:p>
       <w:pPr>
         <w:spacing w:after="160" w:before="80"/>
@@ -10382,6 +10550,20 @@
         </w:tc>
       </w:tr>
     </w:tbl>
+    <w:p>
+      <w:pPr>
+        <w:jc w:val="center"/>
+        <w:spacing w:before="60"/>
+      </w:pPr>
+      <w:r>
+        <w:rPr>
+          <w:b/>
+          <w:sz w:val="18"/>
+          <w:color w:val="1F3864"/>
+        </w:rPr>
+        <w:t>표 13. RF 피처 중요도 (상위 5개)</w:t>
+      </w:r>
+    </w:p>
     <w:p>
       <w:pPr>
         <w:spacing w:after="160" w:before="80"/>
@@ -10810,6 +10992,20 @@
         </w:tc>
       </w:tr>
     </w:tbl>
+    <w:p>
+      <w:pPr>
+        <w:jc w:val="center"/>
+        <w:spacing w:before="60"/>
+      </w:pPr>
+      <w:r>
+        <w:rPr>
+          <w:b/>
+          <w:sz w:val="18"/>
+          <w:color w:val="1F3864"/>
+        </w:rPr>
+        <w:t>표 14. Recall 중심 평가 기준</w:t>
+      </w:r>
+    </w:p>
     <w:p>
       <w:pPr>
         <w:spacing w:after="160" w:before="80"/>
@@ -11096,6 +11292,20 @@
     </w:tbl>
     <w:p>
       <w:pPr>
+        <w:jc w:val="center"/>
+        <w:spacing w:before="60"/>
+      </w:pPr>
+      <w:r>
+        <w:rPr>
+          <w:b/>
+          <w:sz w:val="18"/>
+          <w:color w:val="1F3864"/>
+        </w:rPr>
+        <w:t>표 15. RF RUL 베이스라인 성능</w:t>
+      </w:r>
+    </w:p>
+    <w:p>
+      <w:pPr>
         <w:pStyle w:val="Heading2"/>
         <w:spacing w:after="100" w:before="220"/>
       </w:pPr>
@@ -11506,6 +11716,20 @@
         </w:tc>
       </w:tr>
     </w:tbl>
+    <w:p>
+      <w:pPr>
+        <w:jc w:val="center"/>
+        <w:spacing w:before="60"/>
+      </w:pPr>
+      <w:r>
+        <w:rPr>
+          <w:b/>
+          <w:sz w:val="18"/>
+          <w:color w:val="1F3864"/>
+        </w:rPr>
+        <w:t>표 16. LSTM 초기 모델 성능</w:t>
+      </w:r>
+    </w:p>
     <w:p>
       <w:pPr>
         <w:spacing w:after="160" w:before="80"/>
@@ -12477,6 +12701,20 @@
     </w:tbl>
     <w:p>
       <w:pPr>
+        <w:jc w:val="center"/>
+        <w:spacing w:before="60"/>
+      </w:pPr>
+      <w:r>
+        <w:rPr>
+          <w:b/>
+          <w:sz w:val="18"/>
+          <w:color w:val="1F3864"/>
+        </w:rPr>
+        <w:t>표 17. DL 아키텍처 5종 비교 (CV / OOS RMSE)</w:t>
+      </w:r>
+    </w:p>
+    <w:p>
+      <w:pPr>
         <w:spacing w:after="160" w:before="80"/>
       </w:pPr>
       <w:r>
@@ -13433,6 +13671,20 @@
         </w:tc>
       </w:tr>
     </w:tbl>
+    <w:p>
+      <w:pPr>
+        <w:jc w:val="center"/>
+        <w:spacing w:before="60"/>
+      </w:pPr>
+      <w:r>
+        <w:rPr>
+          <w:b/>
+          <w:sz w:val="18"/>
+          <w:color w:val="1F3864"/>
+        </w:rPr>
+        <w:t>표 18. 하이퍼파라미터 그리드서치 결과 (GRU)</w:t>
+      </w:r>
+    </w:p>
     <w:p>
       <w:pPr>
         <w:spacing w:after="160" w:before="80"/>
@@ -14096,6 +14348,20 @@
     </w:tbl>
     <w:p>
       <w:pPr>
+        <w:jc w:val="center"/>
+        <w:spacing w:before="60"/>
+      </w:pPr>
+      <w:r>
+        <w:rPr>
+          <w:b/>
+          <w:sz w:val="18"/>
+          <w:color w:val="1F3864"/>
+        </w:rPr>
+        <w:t>표 19. 배치 크기별 실험 결과</w:t>
+      </w:r>
+    </w:p>
+    <w:p>
+      <w:pPr>
         <w:spacing w:after="160" w:before="80"/>
       </w:pPr>
       <w:r>
@@ -14633,6 +14899,20 @@
         </w:tc>
       </w:tr>
     </w:tbl>
+    <w:p>
+      <w:pPr>
+        <w:jc w:val="center"/>
+        <w:spacing w:before="60"/>
+      </w:pPr>
+      <w:r>
+        <w:rPr>
+          <w:b/>
+          <w:sz w:val="18"/>
+          <w:color w:val="1F3864"/>
+        </w:rPr>
+        <w:t>표 20. 옵티마이저 비교 결과</w:t>
+      </w:r>
+    </w:p>
     <w:p>
       <w:pPr>
         <w:spacing w:after="160" w:before="80"/>
@@ -15140,6 +15420,20 @@
         </w:tc>
       </w:tr>
     </w:tbl>
+    <w:p>
+      <w:pPr>
+        <w:jc w:val="center"/>
+        <w:spacing w:before="60"/>
+      </w:pPr>
+      <w:r>
+        <w:rPr>
+          <w:b/>
+          <w:sz w:val="18"/>
+          <w:color w:val="1F3864"/>
+        </w:rPr>
+        <w:t>표 21. 정규화 효과 비교 - GRU v1 vs GRU v2 (BN+LN)</w:t>
+      </w:r>
+    </w:p>
     <w:p>
       <w:pPr>
         <w:spacing w:after="160" w:before="80"/>
@@ -15915,6 +16209,20 @@
     </w:tbl>
     <w:p>
       <w:pPr>
+        <w:jc w:val="center"/>
+        <w:spacing w:before="60"/>
+      </w:pPr>
+      <w:r>
+        <w:rPr>
+          <w:b/>
+          <w:sz w:val="18"/>
+          <w:color w:val="1F3864"/>
+        </w:rPr>
+        <w:t>표 22. 최종 GRU v2 모델 구성</w:t>
+      </w:r>
+    </w:p>
+    <w:p>
+      <w:pPr>
         <w:spacing w:after="160" w:before="80"/>
       </w:pPr>
       <w:r>
@@ -16543,6 +16851,20 @@
     </w:tbl>
     <w:p>
       <w:pPr>
+        <w:jc w:val="center"/>
+        <w:spacing w:before="60"/>
+      </w:pPr>
+      <w:r>
+        <w:rPr>
+          <w:b/>
+          <w:sz w:val="18"/>
+          <w:color w:val="1F3864"/>
+        </w:rPr>
+        <w:t>표 23. Autoencoder 비지도 이상탐지 설정</w:t>
+      </w:r>
+    </w:p>
+    <w:p>
+      <w:pPr>
         <w:spacing w:after="160" w:before="80"/>
       </w:pPr>
       <w:r>
@@ -16970,6 +17292,20 @@
     </w:tbl>
     <w:p>
       <w:pPr>
+        <w:jc w:val="center"/>
+        <w:spacing w:before="60"/>
+      </w:pPr>
+      <w:r>
+        <w:rPr>
+          <w:b/>
+          <w:sz w:val="18"/>
+          <w:color w:val="1F3864"/>
+        </w:rPr>
+        <w:t>표 24. ROC 커브 및 최적 임계값</w:t>
+      </w:r>
+    </w:p>
+    <w:p>
+      <w:pPr>
         <w:spacing w:after="160" w:before="80"/>
       </w:pPr>
       <w:r>
@@ -17327,6 +17663,20 @@
         </w:tc>
       </w:tr>
     </w:tbl>
+    <w:p>
+      <w:pPr>
+        <w:jc w:val="center"/>
+        <w:spacing w:before="60"/>
+      </w:pPr>
+      <w:r>
+        <w:rPr>
+          <w:b/>
+          <w:sz w:val="18"/>
+          <w:color w:val="1F3864"/>
+        </w:rPr>
+        <w:t>표 25. SHAP 미적용 사유</w:t>
+      </w:r>
+    </w:p>
     <w:p>
       <w:pPr>
         <w:pStyle w:val="Heading1"/>
@@ -17952,6 +18302,20 @@
     </w:tbl>
     <w:p>
       <w:pPr>
+        <w:jc w:val="center"/>
+        <w:spacing w:before="60"/>
+      </w:pPr>
+      <w:r>
+        <w:rPr>
+          <w:b/>
+          <w:sz w:val="18"/>
+          <w:color w:val="1F3864"/>
+        </w:rPr>
+        <w:t>표 26. Streamlit 탭 구성 및 기능</w:t>
+      </w:r>
+    </w:p>
+    <w:p>
+      <w:pPr>
         <w:pStyle w:val="Heading2"/>
         <w:spacing w:after="100" w:before="220"/>
       </w:pPr>
@@ -18591,6 +18955,20 @@
         </w:tc>
       </w:tr>
     </w:tbl>
+    <w:p>
+      <w:pPr>
+        <w:jc w:val="center"/>
+        <w:spacing w:before="60"/>
+      </w:pPr>
+      <w:r>
+        <w:rPr>
+          <w:b/>
+          <w:sz w:val="18"/>
+          <w:color w:val="1F3864"/>
+        </w:rPr>
+        <w:t>표 27. 시스템 품질 지표</w:t>
+      </w:r>
+    </w:p>
     <w:p>
       <w:pPr>
         <w:pStyle w:val="Heading1"/>
@@ -19250,6 +19628,20 @@
       </w:tr>
     </w:tbl>
     <w:p>
+      <w:pPr>
+        <w:jc w:val="center"/>
+        <w:spacing w:before="60"/>
+      </w:pPr>
+      <w:r>
+        <w:rPr>
+          <w:b/>
+          <w:sz w:val="18"/>
+          <w:color w:val="1F3864"/>
+        </w:rPr>
+        <w:t>표 28. 전체 성능 요약 - ML vs DL</w:t>
+      </w:r>
+    </w:p>
+    <w:p>
       <w:r>
         <w:br w:type="page"/>
       </w:r>
@@ -20213,6 +20605,20 @@
     </w:tbl>
     <w:p>
       <w:pPr>
+        <w:jc w:val="center"/>
+        <w:spacing w:before="60"/>
+      </w:pPr>
+      <w:r>
+        <w:rPr>
+          <w:b/>
+          <w:sz w:val="18"/>
+          <w:color w:val="1F3864"/>
+        </w:rPr>
+        <w:t>표 A-1. 아키텍처 5종 CV/OOS 성능 전체</w:t>
+      </w:r>
+    </w:p>
+    <w:p>
+      <w:pPr>
         <w:pStyle w:val="Heading2"/>
         <w:spacing w:after="100" w:before="220"/>
       </w:pPr>
@@ -21328,6 +21734,20 @@
     </w:tbl>
     <w:p>
       <w:pPr>
+        <w:jc w:val="center"/>
+        <w:spacing w:before="60"/>
+      </w:pPr>
+      <w:r>
+        <w:rPr>
+          <w:b/>
+          <w:sz w:val="18"/>
+          <w:color w:val="1F3864"/>
+        </w:rPr>
+        <w:t>표 A-2. 그리드서치 TOP 5 결과</w:t>
+      </w:r>
+    </w:p>
+    <w:p>
+      <w:pPr>
         <w:pStyle w:val="Heading2"/>
         <w:spacing w:after="100" w:before="220"/>
       </w:pPr>
@@ -21845,6 +22265,20 @@
         </w:tc>
       </w:tr>
     </w:tbl>
+    <w:p>
+      <w:pPr>
+        <w:jc w:val="center"/>
+        <w:spacing w:before="60"/>
+      </w:pPr>
+      <w:r>
+        <w:rPr>
+          <w:b/>
+          <w:sz w:val="18"/>
+          <w:color w:val="1F3864"/>
+        </w:rPr>
+        <w:t>표 A-3. 배치/옵티마이저/정규화 튜닝 요약</w:t>
+      </w:r>
+    </w:p>
     <w:p>
       <w:pPr>
         <w:pStyle w:val="Heading1"/>
@@ -22626,6 +23060,20 @@
     </w:tbl>
     <w:p>
       <w:pPr>
+        <w:jc w:val="center"/>
+        <w:spacing w:before="60"/>
+      </w:pPr>
+      <w:r>
+        <w:rPr>
+          <w:b/>
+          <w:sz w:val="18"/>
+          <w:color w:val="1F3864"/>
+        </w:rPr>
+        <w:t>표 B-1. 베어링 목록 (학습/테스트 분류)</w:t>
+      </w:r>
+    </w:p>
+    <w:p>
+      <w:pPr>
         <w:pStyle w:val="Heading2"/>
         <w:spacing w:after="100" w:before="220"/>
       </w:pPr>
@@ -23027,6 +23475,20 @@
         </w:tc>
       </w:tr>
     </w:tbl>
+    <w:p>
+      <w:pPr>
+        <w:jc w:val="center"/>
+        <w:spacing w:before="60"/>
+      </w:pPr>
+      <w:r>
+        <w:rPr>
+          <w:b/>
+          <w:sz w:val="18"/>
+          <w:color w:val="1F3864"/>
+        </w:rPr>
+        <w:t>표 B-2. 데이터 품질 및 분포 요약</w:t>
+      </w:r>
+    </w:p>
     <w:p>
       <w:pPr>
         <w:pStyle w:val="Heading1"/>
@@ -23468,6 +23930,20 @@
         </w:tc>
       </w:tr>
     </w:tbl>
+    <w:p>
+      <w:pPr>
+        <w:jc w:val="center"/>
+        <w:spacing w:before="60"/>
+      </w:pPr>
+      <w:r>
+        <w:rPr>
+          <w:b/>
+          <w:sz w:val="18"/>
+          <w:color w:val="1F3864"/>
+        </w:rPr>
+        <w:t>표 D-1. MLflow 하이퍼파라미터 탐색 실험 설정</w:t>
+      </w:r>
+    </w:p>
     <w:p/>
     <w:p>
       <w:pPr>
@@ -24290,6 +24766,20 @@
         </w:tc>
       </w:tr>
     </w:tbl>
+    <w:p>
+      <w:pPr>
+        <w:jc w:val="center"/>
+        <w:spacing w:before="60"/>
+      </w:pPr>
+      <w:r>
+        <w:rPr>
+          <w:b/>
+          <w:sz w:val="18"/>
+          <w:color w:val="1F3864"/>
+        </w:rPr>
+        <w:t>표 D-2. MLflow Training Runs 상위 결과</w:t>
+      </w:r>
+    </w:p>
     <w:p/>
     <w:p>
       <w:pPr>
@@ -24498,6 +24988,20 @@
         </w:tc>
       </w:tr>
     </w:tbl>
+    <w:p>
+      <w:pPr>
+        <w:jc w:val="center"/>
+        <w:spacing w:before="60"/>
+      </w:pPr>
+      <w:r>
+        <w:rPr>
+          <w:b/>
+          <w:sz w:val="18"/>
+          <w:color w:val="1F3864"/>
+        </w:rPr>
+        <w:t>표 D-3. Parallel Coordinates Plot 인사이트</w:t>
+      </w:r>
+    </w:p>
     <w:p/>
     <w:p>
       <w:pPr>
@@ -24777,6 +25281,20 @@
         </w:tc>
       </w:tr>
     </w:tbl>
+    <w:p>
+      <w:pPr>
+        <w:jc w:val="center"/>
+        <w:spacing w:before="60"/>
+      </w:pPr>
+      <w:r>
+        <w:rPr>
+          <w:b/>
+          <w:sz w:val="18"/>
+          <w:color w:val="1F3864"/>
+        </w:rPr>
+        <w:t>표 D-4. MLflow 최적 파라미터 조합</w:t>
+      </w:r>
+    </w:p>
     <w:p>
       <w:r>
         <w:t>최적 파라미터(GRU, units=64/32, dropout=0.2, batch=16)는 기존 femto_dl_compare.py GRU 기준 설정과 일치 - MLflow가 경험적 설정을 정량적으로 검증.</w:t>
@@ -25196,6 +25714,20 @@
       </w:tr>
     </w:tbl>
     <w:p>
+      <w:pPr>
+        <w:jc w:val="center"/>
+        <w:spacing w:before="60"/>
+      </w:pPr>
+      <w:r>
+        <w:rPr>
+          <w:b/>
+          <w:sz w:val="18"/>
+          <w:color w:val="1F3864"/>
+        </w:rPr>
+        <w:t>표 E-1. FEMTO RUL - ML vs DL 종합 성능 비교</w:t>
+      </w:r>
+    </w:p>
+    <w:p>
       <w:r>
         <w:rPr>
           <w:i/>
@@ -25429,6 +25961,20 @@
       </w:tr>
     </w:tbl>
     <w:p>
+      <w:pPr>
+        <w:jc w:val="center"/>
+        <w:spacing w:before="60"/>
+      </w:pPr>
+      <w:r>
+        <w:rPr>
+          <w:b/>
+          <w:sz w:val="18"/>
+          <w:color w:val="1F3864"/>
+        </w:rPr>
+        <w:t>표 E-2. 성능 개선율 수치 정정</w:t>
+      </w:r>
+    </w:p>
+    <w:p>
       <w:r>
         <w:t>결론: PPT·보고서에 'GRU+BN+LN이 RF 대비 16.75% 개선'으로 기술된 경우, 이는 DL 내부(GRU v1→v2) 기준임. RF(ML) 직접 대비 개선율은 약 15.1%, 동일 window=30 조건 LSTM 직접 비교는 +2.15%임.</w:t>
       </w:r>
@@ -25695,6 +26241,20 @@
         </w:tc>
       </w:tr>
     </w:tbl>
+    <w:p>
+      <w:pPr>
+        <w:jc w:val="center"/>
+        <w:spacing w:before="60"/>
+      </w:pPr>
+      <w:r>
+        <w:rPr>
+          <w:b/>
+          <w:sz w:val="18"/>
+          <w:color w:val="1F3864"/>
+        </w:rPr>
+        <w:t>표 E-3. 데이터셋별 최종 채택 모델</w:t>
+      </w:r>
+    </w:p>
     <w:p/>
     <w:p>
       <w:pPr>
